--- a/final_submission/B题_方案B_几何保证主动搜索_论文稿.docx
+++ b/final_submission/B题_方案B_几何保证主动搜索_论文稿.docx
@@ -13076,6 +13076,23 @@
     </w:p>
     <w:p>
       <w:pPr>
+        <w:keepNext w:val="0"/>
+        <w:widowControl/>
+        <w:spacing w:after="0"/>
+        <w:ind w:firstLine="480"/>
+      </w:pPr>
+      <w:r>
+        <w:rPr>
+          <w:rFonts w:ascii="Times New Roman" w:hAnsi="Times New Roman" w:eastAsia="宋体"/>
+          <w:b w:val="0"/>
+          <w:i w:val="0"/>
+          <w:sz w:val="24"/>
+        </w:rPr>
+        <w:t>同一批50对场景的Clear-as-Search影子审计显示：首停点处平均仍有5.92/7.84个真实源未发现，但顺手测量仅发现0/10个；有效整航点删除0/0个、距离节省0/0 m、净节省-23.33/-81.54 s/源；即使删除首停点后全部覆盖任务，Q3仅25.02 s/源，低于30-40 Gate，Q4的109.11 s/源不可达。现有clear/定位停点不能替代搜索，B3式补测不应实现，搜索-清除合并需重新设计搜索感知路线。</w:t>
+      </w:r>
+    </w:p>
+    <w:p>
+      <w:pPr>
         <w:pStyle w:val="Heading2"/>
       </w:pPr>
       <w:r>
@@ -19676,7 +19693,7 @@
     <w:rsid w:val="00FC693F"/>
     <w:pPr>
       <w:widowControl/>
-      <w:spacing w:lineRule="auto" w:line="293" w:before="0" w:after="0"/>
+      <w:spacing w:lineRule="auto" w:line="288" w:before="0" w:after="0"/>
     </w:pPr>
     <w:rPr>
       <w:rFonts w:ascii="Times New Roman" w:hAnsi="Times New Roman" w:eastAsia="宋体"/>
